--- a/PPAFE/16 GUIAS DE USUARIO/Participaciones y Aportaciones Federales y Estatales - AportaFederales Acuerdos.docx
+++ b/PPAFE/16 GUIAS DE USUARIO/Participaciones y Aportaciones Federales y Estatales - AportaFederales Acuerdos.docx
@@ -123,7 +123,7 @@
           <w:lang w:val="es-MX" w:eastAsia="es-MX"/>
         </w:rPr>
         <w:drawing>
-          <wp:anchor distT="0" distB="0" distL="114300" distR="114300" simplePos="0" relativeHeight="251805696" behindDoc="0" locked="0" layoutInCell="1" allowOverlap="1" wp14:anchorId="6F593B06" wp14:editId="06445FB5">
+          <wp:anchor distT="0" distB="0" distL="114300" distR="114300" simplePos="0" relativeHeight="251805696" behindDoc="0" locked="0" layoutInCell="1" allowOverlap="1" wp14:anchorId="6F593B06" wp14:editId="1721353A">
             <wp:simplePos x="0" y="0"/>
             <wp:positionH relativeFrom="margin">
               <wp:posOffset>673617</wp:posOffset>
@@ -1218,7 +1218,7 @@
             </w:rPr>
             <w:fldChar w:fldCharType="separate"/>
           </w:r>
-          <w:hyperlink w:anchor="_Toc200103212" w:history="1">
+          <w:hyperlink w:anchor="_Toc214364382" w:history="1">
             <w:r>
               <w:rPr>
                 <w:rStyle w:val="Hyperlink"/>
@@ -1241,7 +1241,7 @@
               <w:rPr>
                 <w:webHidden/>
               </w:rPr>
-              <w:instrText xml:space="preserve"> PAGEREF _Toc200103212 \h </w:instrText>
+              <w:instrText xml:space="preserve"> PAGEREF _Toc214364382 \h </w:instrText>
             </w:r>
             <w:r>
               <w:rPr>
@@ -1280,7 +1280,7 @@
               <w14:ligatures w14:val="standardContextual"/>
             </w:rPr>
           </w:pPr>
-          <w:hyperlink w:anchor="_Toc200103213" w:history="1">
+          <w:hyperlink w:anchor="_Toc214364383" w:history="1">
             <w:r>
               <w:rPr>
                 <w:rStyle w:val="Hyperlink"/>
@@ -1303,7 +1303,7 @@
               <w:rPr>
                 <w:webHidden/>
               </w:rPr>
-              <w:instrText xml:space="preserve"> PAGEREF _Toc200103213 \h </w:instrText>
+              <w:instrText xml:space="preserve"> PAGEREF _Toc214364383 \h </w:instrText>
             </w:r>
             <w:r>
               <w:rPr>
@@ -1342,7 +1342,7 @@
               <w14:ligatures w14:val="standardContextual"/>
             </w:rPr>
           </w:pPr>
-          <w:hyperlink w:anchor="_Toc200103214" w:history="1">
+          <w:hyperlink w:anchor="_Toc214364384" w:history="1">
             <w:r>
               <w:rPr>
                 <w:rStyle w:val="Hyperlink"/>
@@ -1365,7 +1365,7 @@
               <w:rPr>
                 <w:webHidden/>
               </w:rPr>
-              <w:instrText xml:space="preserve"> PAGEREF _Toc200103214 \h </w:instrText>
+              <w:instrText xml:space="preserve"> PAGEREF _Toc214364384 \h </w:instrText>
             </w:r>
             <w:r>
               <w:rPr>
@@ -1404,7 +1404,7 @@
               <w14:ligatures w14:val="standardContextual"/>
             </w:rPr>
           </w:pPr>
-          <w:hyperlink w:anchor="_Toc200103215" w:history="1">
+          <w:hyperlink w:anchor="_Toc214364385" w:history="1">
             <w:r>
               <w:rPr>
                 <w:rStyle w:val="Hyperlink"/>
@@ -1428,7 +1428,7 @@
               <w:rPr>
                 <w:webHidden/>
               </w:rPr>
-              <w:instrText xml:space="preserve"> PAGEREF _Toc200103215 \h </w:instrText>
+              <w:instrText xml:space="preserve"> PAGEREF _Toc214364385 \h </w:instrText>
             </w:r>
             <w:r>
               <w:rPr>
@@ -1467,7 +1467,7 @@
               <w14:ligatures w14:val="standardContextual"/>
             </w:rPr>
           </w:pPr>
-          <w:hyperlink w:anchor="_Toc200103216" w:history="1">
+          <w:hyperlink w:anchor="_Toc214364386" w:history="1">
             <w:r>
               <w:rPr>
                 <w:rStyle w:val="Hyperlink"/>
@@ -1491,7 +1491,7 @@
               <w:rPr>
                 <w:webHidden/>
               </w:rPr>
-              <w:instrText xml:space="preserve"> PAGEREF _Toc200103216 \h </w:instrText>
+              <w:instrText xml:space="preserve"> PAGEREF _Toc214364386 \h </w:instrText>
             </w:r>
             <w:r>
               <w:rPr>
@@ -1530,7 +1530,7 @@
               <w14:ligatures w14:val="standardContextual"/>
             </w:rPr>
           </w:pPr>
-          <w:hyperlink w:anchor="_Toc200103217" w:history="1">
+          <w:hyperlink w:anchor="_Toc214364387" w:history="1">
             <w:r>
               <w:rPr>
                 <w:rStyle w:val="Hyperlink"/>
@@ -1553,7 +1553,7 @@
               <w:rPr>
                 <w:webHidden/>
               </w:rPr>
-              <w:instrText xml:space="preserve"> PAGEREF _Toc200103217 \h </w:instrText>
+              <w:instrText xml:space="preserve"> PAGEREF _Toc214364387 \h </w:instrText>
             </w:r>
             <w:r>
               <w:rPr>
@@ -1592,7 +1592,7 @@
               <w14:ligatures w14:val="standardContextual"/>
             </w:rPr>
           </w:pPr>
-          <w:hyperlink w:anchor="_Toc200103218" w:history="1">
+          <w:hyperlink w:anchor="_Toc214364388" w:history="1">
             <w:r>
               <w:rPr>
                 <w:rStyle w:val="Hyperlink"/>
@@ -1615,7 +1615,7 @@
               <w:rPr>
                 <w:webHidden/>
               </w:rPr>
-              <w:instrText xml:space="preserve"> PAGEREF _Toc200103218 \h </w:instrText>
+              <w:instrText xml:space="preserve"> PAGEREF _Toc214364388 \h </w:instrText>
             </w:r>
             <w:r>
               <w:rPr>
@@ -1654,7 +1654,7 @@
               <w14:ligatures w14:val="standardContextual"/>
             </w:rPr>
           </w:pPr>
-          <w:hyperlink w:anchor="_Toc200103219" w:history="1">
+          <w:hyperlink w:anchor="_Toc214364389" w:history="1">
             <w:r>
               <w:rPr>
                 <w:rStyle w:val="Hyperlink"/>
@@ -1677,7 +1677,7 @@
               <w:rPr>
                 <w:webHidden/>
               </w:rPr>
-              <w:instrText xml:space="preserve"> PAGEREF _Toc200103219 \h </w:instrText>
+              <w:instrText xml:space="preserve"> PAGEREF _Toc214364389 \h </w:instrText>
             </w:r>
             <w:r>
               <w:rPr>
@@ -1716,7 +1716,7 @@
               <w14:ligatures w14:val="standardContextual"/>
             </w:rPr>
           </w:pPr>
-          <w:hyperlink w:anchor="_Toc200103220" w:history="1">
+          <w:hyperlink w:anchor="_Toc214364390" w:history="1">
             <w:r>
               <w:rPr>
                 <w:rStyle w:val="Hyperlink"/>
@@ -1739,7 +1739,7 @@
               <w:rPr>
                 <w:webHidden/>
               </w:rPr>
-              <w:instrText xml:space="preserve"> PAGEREF _Toc200103220 \h </w:instrText>
+              <w:instrText xml:space="preserve"> PAGEREF _Toc214364390 \h </w:instrText>
             </w:r>
             <w:r>
               <w:rPr>
@@ -1778,12 +1778,12 @@
               <w14:ligatures w14:val="standardContextual"/>
             </w:rPr>
           </w:pPr>
-          <w:hyperlink w:anchor="_Toc200103221" w:history="1">
+          <w:hyperlink w:anchor="_Toc214364391" w:history="1">
             <w:r>
               <w:rPr>
                 <w:rStyle w:val="Hyperlink"/>
               </w:rPr>
-              <w:t>5.- Consulta de estatus</w:t>
+              <w:t>5.- Para eliminar los datos registrados de Aportaciones Federales - Acuerdos</w:t>
             </w:r>
             <w:r>
               <w:rPr>
@@ -1801,7 +1801,7 @@
               <w:rPr>
                 <w:webHidden/>
               </w:rPr>
-              <w:instrText xml:space="preserve"> PAGEREF _Toc200103221 \h </w:instrText>
+              <w:instrText xml:space="preserve"> PAGEREF _Toc214364391 \h </w:instrText>
             </w:r>
             <w:r>
               <w:rPr>
@@ -1819,6 +1819,68 @@
                 <w:webHidden/>
               </w:rPr>
               <w:t>13</w:t>
+            </w:r>
+            <w:r>
+              <w:rPr>
+                <w:webHidden/>
+              </w:rPr>
+              <w:fldChar w:fldCharType="end"/>
+            </w:r>
+          </w:hyperlink>
+        </w:p>
+        <w:p>
+          <w:pPr>
+            <w:pStyle w:val="TOC1"/>
+            <w:rPr>
+              <w:rFonts w:eastAsiaTheme="minorEastAsia" w:cstheme="minorBidi"/>
+              <w:kern w:val="2"/>
+              <w:sz w:val="24"/>
+              <w:szCs w:val="24"/>
+              <w:lang w:val="en-MX"/>
+              <w14:ligatures w14:val="standardContextual"/>
+            </w:rPr>
+          </w:pPr>
+          <w:hyperlink w:anchor="_Toc214364392" w:history="1">
+            <w:r>
+              <w:rPr>
+                <w:rStyle w:val="Hyperlink"/>
+              </w:rPr>
+              <w:t>6.- Consulta de estatus</w:t>
+            </w:r>
+            <w:r>
+              <w:rPr>
+                <w:webHidden/>
+              </w:rPr>
+              <w:tab/>
+            </w:r>
+            <w:r>
+              <w:rPr>
+                <w:webHidden/>
+              </w:rPr>
+              <w:fldChar w:fldCharType="begin"/>
+            </w:r>
+            <w:r>
+              <w:rPr>
+                <w:webHidden/>
+              </w:rPr>
+              <w:instrText xml:space="preserve"> PAGEREF _Toc214364392 \h </w:instrText>
+            </w:r>
+            <w:r>
+              <w:rPr>
+                <w:webHidden/>
+              </w:rPr>
+            </w:r>
+            <w:r>
+              <w:rPr>
+                <w:webHidden/>
+              </w:rPr>
+              <w:fldChar w:fldCharType="separate"/>
+            </w:r>
+            <w:r>
+              <w:rPr>
+                <w:webHidden/>
+              </w:rPr>
+              <w:t>15</w:t>
             </w:r>
             <w:r>
               <w:rPr>
@@ -2672,7 +2734,7 @@
         </w:rPr>
       </w:pPr>
       <w:bookmarkStart w:id="0" w:name="_Toc123297018"/>
-      <w:bookmarkStart w:id="1" w:name="_Toc200103212"/>
+      <w:bookmarkStart w:id="1" w:name="_Toc214364382"/>
       <w:r>
         <w:rPr>
           <w:rFonts w:cs="Arial"/>
@@ -2838,7 +2900,7 @@
         </w:rPr>
       </w:pPr>
       <w:bookmarkStart w:id="2" w:name="_Toc123297019"/>
-      <w:bookmarkStart w:id="3" w:name="_Toc200103213"/>
+      <w:bookmarkStart w:id="3" w:name="_Toc214364383"/>
       <w:r>
         <w:rPr>
           <w:rFonts w:cs="Arial"/>
@@ -2994,7 +3056,7 @@
         </w:rPr>
       </w:pPr>
       <w:bookmarkStart w:id="4" w:name="_Toc123297020"/>
-      <w:bookmarkStart w:id="5" w:name="_Toc200103214"/>
+      <w:bookmarkStart w:id="5" w:name="_Toc214364384"/>
       <w:r>
         <w:rPr>
           <w:rFonts w:cs="Arial"/>
@@ -3211,7 +3273,7 @@
           <w:szCs w:val="44"/>
         </w:rPr>
       </w:pPr>
-      <w:bookmarkStart w:id="6" w:name="_Toc200103215"/>
+      <w:bookmarkStart w:id="6" w:name="_Toc214364385"/>
       <w:r>
         <w:rPr>
           <w:rFonts w:cs="Arial"/>
@@ -3271,7 +3333,7 @@
           <w:szCs w:val="44"/>
         </w:rPr>
       </w:pPr>
-      <w:bookmarkStart w:id="7" w:name="_Toc200103216"/>
+      <w:bookmarkStart w:id="7" w:name="_Toc214364386"/>
       <w:r>
         <w:rPr>
           <w:rFonts w:cs="Arial"/>
@@ -3452,7 +3514,7 @@
       </w:pPr>
       <w:bookmarkStart w:id="8" w:name="_Toc123565162"/>
       <w:bookmarkStart w:id="9" w:name="_Toc124341669"/>
-      <w:bookmarkStart w:id="10" w:name="_Toc200103217"/>
+      <w:bookmarkStart w:id="10" w:name="_Toc214364387"/>
       <w:r>
         <w:rPr>
           <w:rFonts w:cs="Arial"/>
@@ -4060,7 +4122,7 @@
       </w:pPr>
       <w:bookmarkStart w:id="11" w:name="_Toc123565163"/>
       <w:bookmarkStart w:id="12" w:name="_Toc124341670"/>
-      <w:bookmarkStart w:id="13" w:name="_Toc200103218"/>
+      <w:bookmarkStart w:id="13" w:name="_Toc214364388"/>
       <w:r>
         <w:rPr>
           <w:rFonts w:cs="Arial"/>
@@ -4323,7 +4385,7 @@
           <w:szCs w:val="24"/>
         </w:rPr>
         <w:drawing>
-          <wp:inline distT="0" distB="0" distL="0" distR="0" wp14:anchorId="29C22B4D" wp14:editId="40B54C7E">
+          <wp:inline distT="0" distB="0" distL="0" distR="0" wp14:anchorId="29C22B4D" wp14:editId="06CA3A0A">
             <wp:extent cx="5400000" cy="2454990"/>
             <wp:effectExtent l="152400" t="152400" r="328295" b="339090"/>
             <wp:docPr id="1623640803" name="Picture 1"/>
@@ -4537,7 +4599,7 @@
           <w:lang w:val="es-MX" w:eastAsia="es-MX"/>
         </w:rPr>
         <w:drawing>
-          <wp:inline distT="0" distB="0" distL="0" distR="0" wp14:anchorId="1F8C56BB" wp14:editId="2D841F66">
+          <wp:inline distT="0" distB="0" distL="0" distR="0" wp14:anchorId="1F8C56BB" wp14:editId="345A49B3">
             <wp:extent cx="5400000" cy="2367617"/>
             <wp:effectExtent l="152400" t="152400" r="340995" b="337820"/>
             <wp:docPr id="367506199" name="Picture 2"/>
@@ -4779,7 +4841,7 @@
           <w:lang w:val="es-MX" w:eastAsia="es-MX"/>
         </w:rPr>
         <w:drawing>
-          <wp:inline distT="0" distB="0" distL="0" distR="0" wp14:anchorId="302843AE" wp14:editId="0B328E27">
+          <wp:inline distT="0" distB="0" distL="0" distR="0" wp14:anchorId="302843AE" wp14:editId="26C0250E">
             <wp:extent cx="5400000" cy="2367617"/>
             <wp:effectExtent l="152400" t="152400" r="340995" b="337820"/>
             <wp:docPr id="866742183" name="Picture 2"/>
@@ -4836,6 +4898,23 @@
           <w:szCs w:val="24"/>
         </w:rPr>
       </w:pPr>
+      <w:r>
+        <w:rPr>
+          <w:rFonts w:ascii="Arial" w:hAnsi="Arial" w:cs="Arial"/>
+          <w:sz w:val="24"/>
+          <w:szCs w:val="24"/>
+        </w:rPr>
+        <w:br w:type="page"/>
+      </w:r>
+    </w:p>
+    <w:p>
+      <w:pPr>
+        <w:rPr>
+          <w:rFonts w:ascii="Arial" w:hAnsi="Arial" w:cs="Arial"/>
+          <w:sz w:val="24"/>
+          <w:szCs w:val="24"/>
+        </w:rPr>
+      </w:pPr>
     </w:p>
     <w:p>
       <w:pPr>
@@ -4887,7 +4966,6 @@
           <w:noProof/>
           <w:lang w:val="es-MX" w:eastAsia="es-MX"/>
         </w:rPr>
-        <w:lastRenderedPageBreak/>
         <mc:AlternateContent>
           <mc:Choice Requires="wps">
             <w:drawing>
@@ -4974,7 +5052,7 @@
           <w:szCs w:val="24"/>
         </w:rPr>
         <w:drawing>
-          <wp:inline distT="0" distB="0" distL="0" distR="0" wp14:anchorId="7FF91663" wp14:editId="511E1C5A">
+          <wp:inline distT="0" distB="0" distL="0" distR="0" wp14:anchorId="7FF91663" wp14:editId="5060A5A9">
             <wp:extent cx="5400000" cy="2454990"/>
             <wp:effectExtent l="152400" t="152400" r="328295" b="339090"/>
             <wp:docPr id="1967196349" name="Picture 1"/>
@@ -5067,15 +5145,6 @@
           <w:szCs w:val="24"/>
         </w:rPr>
       </w:pPr>
-    </w:p>
-    <w:p>
-      <w:pPr>
-        <w:rPr>
-          <w:rFonts w:ascii="Arial" w:hAnsi="Arial" w:cs="Arial"/>
-          <w:sz w:val="24"/>
-          <w:szCs w:val="24"/>
-        </w:rPr>
-      </w:pPr>
       <w:r>
         <w:rPr>
           <w:rFonts w:ascii="Arial" w:hAnsi="Arial" w:cs="Arial"/>
@@ -5582,7 +5651,7 @@
       </w:pPr>
       <w:bookmarkStart w:id="14" w:name="_Toc123565164"/>
       <w:bookmarkStart w:id="15" w:name="_Toc124341671"/>
-      <w:bookmarkStart w:id="16" w:name="_Toc200103219"/>
+      <w:bookmarkStart w:id="16" w:name="_Toc214364389"/>
       <w:r>
         <w:rPr>
           <w:rFonts w:cs="Arial"/>
@@ -5848,7 +5917,7 @@
           <w:szCs w:val="24"/>
         </w:rPr>
         <w:drawing>
-          <wp:inline distT="0" distB="0" distL="0" distR="0" wp14:anchorId="19F5738F" wp14:editId="565334D1">
+          <wp:inline distT="0" distB="0" distL="0" distR="0" wp14:anchorId="19F5738F" wp14:editId="127C94AF">
             <wp:extent cx="5400000" cy="2454990"/>
             <wp:effectExtent l="152400" t="152400" r="328295" b="339090"/>
             <wp:docPr id="8426055" name="Picture 1"/>
@@ -5933,13 +6002,13 @@
         <mc:AlternateContent>
           <mc:Choice Requires="wps">
             <w:drawing>
-              <wp:anchor distT="0" distB="0" distL="114300" distR="114300" simplePos="0" relativeHeight="251842560" behindDoc="0" locked="0" layoutInCell="1" allowOverlap="1" wp14:anchorId="687563EA" wp14:editId="7401AD94">
+              <wp:anchor distT="0" distB="0" distL="114300" distR="114300" simplePos="0" relativeHeight="251842560" behindDoc="0" locked="0" layoutInCell="1" allowOverlap="1" wp14:anchorId="687563EA" wp14:editId="0985E838">
                 <wp:simplePos x="0" y="0"/>
                 <wp:positionH relativeFrom="margin">
-                  <wp:posOffset>5088048</wp:posOffset>
+                  <wp:posOffset>5143659</wp:posOffset>
                 </wp:positionH>
                 <wp:positionV relativeFrom="paragraph">
-                  <wp:posOffset>2369185</wp:posOffset>
+                  <wp:posOffset>2119630</wp:posOffset>
                 </wp:positionV>
                 <wp:extent cx="471170" cy="228600"/>
                 <wp:effectExtent l="12700" t="12700" r="11430" b="12700"/>
@@ -5999,7 +6068,7 @@
           </mc:Choice>
           <mc:Fallback>
             <w:pict>
-              <v:rect w14:anchorId="55717695" id="Rectángulo 27" o:spid="_x0000_s1026" style="position:absolute;margin-left:400.65pt;margin-top:186.55pt;width:37.1pt;height:18pt;z-index:251842560;visibility:visible;mso-wrap-style:square;mso-width-percent:0;mso-height-percent:0;mso-wrap-distance-left:9pt;mso-wrap-distance-top:0;mso-wrap-distance-right:9pt;mso-wrap-distance-bottom:0;mso-position-horizontal:absolute;mso-position-horizontal-relative:margin;mso-position-vertical:absolute;mso-position-vertical-relative:text;mso-width-percent:0;mso-height-percent:0;mso-width-relative:margin;mso-height-relative:margin;v-text-anchor:middle" o:gfxdata="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" filled="f" strokecolor="red" strokeweight="2.25pt">
+              <v:rect w14:anchorId="116C70E3" id="Rectángulo 27" o:spid="_x0000_s1026" style="position:absolute;margin-left:405pt;margin-top:166.9pt;width:37.1pt;height:18pt;z-index:251842560;visibility:visible;mso-wrap-style:square;mso-width-percent:0;mso-height-percent:0;mso-wrap-distance-left:9pt;mso-wrap-distance-top:0;mso-wrap-distance-right:9pt;mso-wrap-distance-bottom:0;mso-position-horizontal:absolute;mso-position-horizontal-relative:margin;mso-position-vertical:absolute;mso-position-vertical-relative:text;mso-width-percent:0;mso-height-percent:0;mso-width-relative:margin;mso-height-relative:margin;v-text-anchor:middle" o:gfxdata="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" filled="f" strokecolor="red" strokeweight="2.25pt">
                 <w10:wrap anchorx="margin"/>
               </v:rect>
             </w:pict>
@@ -6013,10 +6082,10 @@
           <w:lang w:val="es-MX" w:eastAsia="es-MX"/>
         </w:rPr>
         <w:drawing>
-          <wp:inline distT="0" distB="0" distL="0" distR="0" wp14:anchorId="4BAA0E2F" wp14:editId="06FA95D8">
-            <wp:extent cx="5400000" cy="2443992"/>
-            <wp:effectExtent l="152400" t="152400" r="328295" b="337820"/>
-            <wp:docPr id="1920944767" name="Picture 1"/>
+          <wp:inline distT="0" distB="0" distL="0" distR="0" wp14:anchorId="1EEAEC2B" wp14:editId="7FD110C0">
+            <wp:extent cx="5400000" cy="2157434"/>
+            <wp:effectExtent l="152400" t="152400" r="340995" b="344805"/>
+            <wp:docPr id="739100692" name="Picture 2"/>
             <wp:cNvGraphicFramePr>
               <a:graphicFrameLocks xmlns:a="http://schemas.openxmlformats.org/drawingml/2006/main" noChangeAspect="1"/>
             </wp:cNvGraphicFramePr>
@@ -6024,7 +6093,7 @@
               <a:graphicData uri="http://schemas.openxmlformats.org/drawingml/2006/picture">
                 <pic:pic xmlns:pic="http://schemas.openxmlformats.org/drawingml/2006/picture">
                   <pic:nvPicPr>
-                    <pic:cNvPr id="1920944767" name="Picture 1920944767"/>
+                    <pic:cNvPr id="739100692" name="Picture 739100692"/>
                     <pic:cNvPicPr/>
                   </pic:nvPicPr>
                   <pic:blipFill>
@@ -6042,7 +6111,7 @@
                   <pic:spPr>
                     <a:xfrm>
                       <a:off x="0" y="0"/>
-                      <a:ext cx="5400000" cy="2443992"/>
+                      <a:ext cx="5400000" cy="2157434"/>
                     </a:xfrm>
                     <a:prstGeom prst="rect">
                       <a:avLst/>
@@ -6086,6 +6155,7 @@
           <w:sz w:val="24"/>
           <w:szCs w:val="24"/>
         </w:rPr>
+        <w:lastRenderedPageBreak/>
         <w:t xml:space="preserve">3.2.- </w:t>
       </w:r>
       <w:r>
@@ -6191,7 +6261,7 @@
           <w:sz w:val="24"/>
           <w:szCs w:val="24"/>
         </w:rPr>
-        <w:t>Aprobar</w:t>
+        <w:t>Validar</w:t>
       </w:r>
       <w:r>
         <w:rPr>
@@ -6226,7 +6296,7 @@
           <w:sz w:val="24"/>
           <w:szCs w:val="24"/>
         </w:rPr>
-        <w:t>Aprobar</w:t>
+        <w:t>Validar</w:t>
       </w:r>
       <w:r>
         <w:rPr>
@@ -6377,7 +6447,7 @@
           <w:szCs w:val="24"/>
         </w:rPr>
         <w:drawing>
-          <wp:inline distT="0" distB="0" distL="0" distR="0" wp14:anchorId="55AE3BC8" wp14:editId="29C50918">
+          <wp:inline distT="0" distB="0" distL="0" distR="0" wp14:anchorId="55AE3BC8" wp14:editId="17ED25D5">
             <wp:extent cx="5400000" cy="2454990"/>
             <wp:effectExtent l="152400" t="152400" r="328295" b="339090"/>
             <wp:docPr id="125185865" name="Picture 1"/>
@@ -6465,7 +6535,7 @@
       </w:pPr>
       <w:bookmarkStart w:id="17" w:name="_Toc124161440"/>
       <w:bookmarkStart w:id="18" w:name="_Toc124341672"/>
-      <w:bookmarkStart w:id="19" w:name="_Toc200103220"/>
+      <w:bookmarkStart w:id="19" w:name="_Toc214364390"/>
       <w:r>
         <w:rPr>
           <w:rFonts w:cs="Arial"/>
@@ -6618,13 +6688,13 @@
         <mc:AlternateContent>
           <mc:Choice Requires="wps">
             <w:drawing>
-              <wp:anchor distT="0" distB="0" distL="114300" distR="114300" simplePos="0" relativeHeight="251854848" behindDoc="0" locked="0" layoutInCell="1" allowOverlap="1" wp14:anchorId="790D5566" wp14:editId="39BDB4E0">
+              <wp:anchor distT="0" distB="0" distL="114300" distR="114300" simplePos="0" relativeHeight="251854848" behindDoc="0" locked="0" layoutInCell="1" allowOverlap="1" wp14:anchorId="790D5566" wp14:editId="23F17A30">
                 <wp:simplePos x="0" y="0"/>
                 <wp:positionH relativeFrom="column">
-                  <wp:posOffset>400050</wp:posOffset>
+                  <wp:posOffset>354330</wp:posOffset>
                 </wp:positionH>
                 <wp:positionV relativeFrom="paragraph">
-                  <wp:posOffset>914595</wp:posOffset>
+                  <wp:posOffset>869156</wp:posOffset>
                 </wp:positionV>
                 <wp:extent cx="152400" cy="114646"/>
                 <wp:effectExtent l="12700" t="12700" r="12700" b="12700"/>
@@ -6684,23 +6754,21 @@
           </mc:Choice>
           <mc:Fallback>
             <w:pict>
-              <v:rect w14:anchorId="169A8EE5" id="Rectángulo 44" o:spid="_x0000_s1026" style="position:absolute;margin-left:31.5pt;margin-top:1in;width:12pt;height:9.05pt;z-index:251854848;visibility:visible;mso-wrap-style:square;mso-width-percent:0;mso-height-percent:0;mso-wrap-distance-left:9pt;mso-wrap-distance-top:0;mso-wrap-distance-right:9pt;mso-wrap-distance-bottom:0;mso-position-horizontal:absolute;mso-position-horizontal-relative:text;mso-position-vertical:absolute;mso-position-vertical-relative:text;mso-width-percent:0;mso-height-percent:0;mso-width-relative:margin;mso-height-relative:margin;v-text-anchor:middle" o:gfxdata="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" filled="f" strokecolor="red" strokeweight="2.25pt"/>
+              <v:rect w14:anchorId="2923422C" id="Rectángulo 44" o:spid="_x0000_s1026" style="position:absolute;margin-left:27.9pt;margin-top:68.45pt;width:12pt;height:9.05pt;z-index:251854848;visibility:visible;mso-wrap-style:square;mso-width-percent:0;mso-height-percent:0;mso-wrap-distance-left:9pt;mso-wrap-distance-top:0;mso-wrap-distance-right:9pt;mso-wrap-distance-bottom:0;mso-position-horizontal:absolute;mso-position-horizontal-relative:text;mso-position-vertical:absolute;mso-position-vertical-relative:text;mso-width-percent:0;mso-height-percent:0;mso-width-relative:margin;mso-height-relative:margin;v-text-anchor:middle" o:gfxdata="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" filled="f" strokecolor="red" strokeweight="2.25pt"/>
             </w:pict>
           </mc:Fallback>
         </mc:AlternateContent>
       </w:r>
       <w:r>
         <w:rPr>
-          <w:rFonts w:ascii="Arial" w:hAnsi="Arial" w:cs="Arial"/>
           <w:noProof/>
-          <w:sz w:val="24"/>
-          <w:szCs w:val="24"/>
+          <w:lang w:val="es-MX" w:eastAsia="es-MX"/>
         </w:rPr>
         <w:drawing>
-          <wp:inline distT="0" distB="0" distL="0" distR="0" wp14:anchorId="37A38AFD" wp14:editId="5B5367E1">
-            <wp:extent cx="5400000" cy="2454990"/>
-            <wp:effectExtent l="152400" t="152400" r="328295" b="339090"/>
-            <wp:docPr id="1508947545" name="Picture 1"/>
+          <wp:inline distT="0" distB="0" distL="0" distR="0" wp14:anchorId="2A7C8161" wp14:editId="13720316">
+            <wp:extent cx="5400000" cy="2076171"/>
+            <wp:effectExtent l="152400" t="152400" r="328295" b="337185"/>
+            <wp:docPr id="503185441" name="Picture 1"/>
             <wp:cNvGraphicFramePr>
               <a:graphicFrameLocks xmlns:a="http://schemas.openxmlformats.org/drawingml/2006/main" noChangeAspect="1"/>
             </wp:cNvGraphicFramePr>
@@ -6708,11 +6776,11 @@
               <a:graphicData uri="http://schemas.openxmlformats.org/drawingml/2006/picture">
                 <pic:pic xmlns:pic="http://schemas.openxmlformats.org/drawingml/2006/picture">
                   <pic:nvPicPr>
-                    <pic:cNvPr id="1623640803" name="Picture 1623640803"/>
+                    <pic:cNvPr id="1000392584" name="Picture 1000392584"/>
                     <pic:cNvPicPr/>
                   </pic:nvPicPr>
                   <pic:blipFill>
-                    <a:blip r:embed="rId11" cstate="print">
+                    <a:blip r:embed="rId15" cstate="print">
                       <a:extLst>
                         <a:ext uri="{28A0092B-C50C-407E-A947-70E740481C1C}">
                           <a14:useLocalDpi xmlns:a14="http://schemas.microsoft.com/office/drawing/2010/main" val="0"/>
@@ -6726,7 +6794,7 @@
                   <pic:spPr>
                     <a:xfrm>
                       <a:off x="0" y="0"/>
-                      <a:ext cx="5400000" cy="2454990"/>
+                      <a:ext cx="5400000" cy="2076171"/>
                     </a:xfrm>
                     <a:prstGeom prst="rect">
                       <a:avLst/>
@@ -6814,41 +6882,95 @@
           <w:sz w:val="24"/>
           <w:szCs w:val="24"/>
         </w:rPr>
-        <w:t>• Cancelar: Permite cancelar el proceso y redirige al usuario a la pantalla principal sin realizar ningún cambio en los datos ni en la tabla de peticiones.</w:t>
-      </w:r>
-    </w:p>
-    <w:p>
-      <w:pPr>
-        <w:rPr>
-          <w:rFonts w:ascii="Arial" w:hAnsi="Arial" w:cs="Arial"/>
-          <w:sz w:val="24"/>
-          <w:szCs w:val="24"/>
-        </w:rPr>
-      </w:pPr>
-      <w:r>
-        <w:rPr>
-          <w:rFonts w:ascii="Arial" w:hAnsi="Arial" w:cs="Arial"/>
-          <w:sz w:val="24"/>
-          <w:szCs w:val="24"/>
-        </w:rPr>
-        <w:t>• Devolver: Retorna la petición al usuario que la capturó en caso de que contenga errores, para su corrección.</w:t>
-      </w:r>
-    </w:p>
-    <w:p>
-      <w:pPr>
-        <w:rPr>
-          <w:rFonts w:ascii="Arial" w:hAnsi="Arial" w:cs="Arial"/>
-          <w:sz w:val="24"/>
-          <w:szCs w:val="24"/>
-        </w:rPr>
-      </w:pPr>
-      <w:r>
-        <w:rPr>
-          <w:rFonts w:ascii="Arial" w:hAnsi="Arial" w:cs="Arial"/>
-          <w:sz w:val="24"/>
-          <w:szCs w:val="24"/>
-        </w:rPr>
-        <w:t xml:space="preserve">• Publicar: Guarda los cambios, actualiza el estatus de la petición y se publican los </w:t>
+        <w:t xml:space="preserve">• </w:t>
+      </w:r>
+      <w:r>
+        <w:rPr>
+          <w:rFonts w:ascii="Arial" w:hAnsi="Arial" w:cs="Arial"/>
+          <w:b/>
+          <w:bCs/>
+          <w:sz w:val="24"/>
+          <w:szCs w:val="24"/>
+        </w:rPr>
+        <w:t>Cancelar</w:t>
+      </w:r>
+      <w:r>
+        <w:rPr>
+          <w:rFonts w:ascii="Arial" w:hAnsi="Arial" w:cs="Arial"/>
+          <w:sz w:val="24"/>
+          <w:szCs w:val="24"/>
+        </w:rPr>
+        <w:t>: Permite cancelar el proceso y redirige al usuario a la pantalla principal sin realizar ningún cambio en los datos ni en la tabla de peticiones.</w:t>
+      </w:r>
+    </w:p>
+    <w:p>
+      <w:pPr>
+        <w:rPr>
+          <w:rFonts w:ascii="Arial" w:hAnsi="Arial" w:cs="Arial"/>
+          <w:sz w:val="24"/>
+          <w:szCs w:val="24"/>
+        </w:rPr>
+      </w:pPr>
+      <w:r>
+        <w:rPr>
+          <w:rFonts w:ascii="Arial" w:hAnsi="Arial" w:cs="Arial"/>
+          <w:sz w:val="24"/>
+          <w:szCs w:val="24"/>
+        </w:rPr>
+        <w:t xml:space="preserve">• </w:t>
+      </w:r>
+      <w:r>
+        <w:rPr>
+          <w:rFonts w:ascii="Arial" w:hAnsi="Arial" w:cs="Arial"/>
+          <w:b/>
+          <w:bCs/>
+          <w:sz w:val="24"/>
+          <w:szCs w:val="24"/>
+        </w:rPr>
+        <w:t>Devolver</w:t>
+      </w:r>
+      <w:r>
+        <w:rPr>
+          <w:rFonts w:ascii="Arial" w:hAnsi="Arial" w:cs="Arial"/>
+          <w:sz w:val="24"/>
+          <w:szCs w:val="24"/>
+        </w:rPr>
+        <w:t>: Retorna la petición al usuario que la capturó en caso de que contenga errores, para su corrección.</w:t>
+      </w:r>
+    </w:p>
+    <w:p>
+      <w:pPr>
+        <w:rPr>
+          <w:rFonts w:ascii="Arial" w:hAnsi="Arial" w:cs="Arial"/>
+          <w:sz w:val="24"/>
+          <w:szCs w:val="24"/>
+        </w:rPr>
+      </w:pPr>
+      <w:r>
+        <w:rPr>
+          <w:rFonts w:ascii="Arial" w:hAnsi="Arial" w:cs="Arial"/>
+          <w:sz w:val="24"/>
+          <w:szCs w:val="24"/>
+        </w:rPr>
+        <w:t xml:space="preserve">• </w:t>
+      </w:r>
+      <w:r>
+        <w:rPr>
+          <w:rFonts w:ascii="Arial" w:hAnsi="Arial" w:cs="Arial"/>
+          <w:b/>
+          <w:bCs/>
+          <w:sz w:val="24"/>
+          <w:szCs w:val="24"/>
+        </w:rPr>
+        <w:t>Publicar</w:t>
+      </w:r>
+      <w:r>
+        <w:rPr>
+          <w:rFonts w:ascii="Arial" w:hAnsi="Arial" w:cs="Arial"/>
+          <w:sz w:val="24"/>
+          <w:szCs w:val="24"/>
+        </w:rPr>
+        <w:t xml:space="preserve">: Guarda los cambios, actualiza el estatus de la petición y se publican los </w:t>
       </w:r>
       <w:r>
         <w:rPr>
@@ -6877,15 +6999,15 @@
         <mc:AlternateContent>
           <mc:Choice Requires="wps">
             <w:drawing>
-              <wp:anchor distT="0" distB="0" distL="114300" distR="114300" simplePos="0" relativeHeight="251858944" behindDoc="0" locked="0" layoutInCell="1" allowOverlap="1" wp14:anchorId="788EF7B9" wp14:editId="3CB66ACF">
+              <wp:anchor distT="0" distB="0" distL="114300" distR="114300" simplePos="0" relativeHeight="251858944" behindDoc="0" locked="0" layoutInCell="1" allowOverlap="1" wp14:anchorId="788EF7B9" wp14:editId="39AE0F9A">
                 <wp:simplePos x="0" y="0"/>
                 <wp:positionH relativeFrom="column">
-                  <wp:posOffset>5168693</wp:posOffset>
+                  <wp:posOffset>5224145</wp:posOffset>
                 </wp:positionH>
                 <wp:positionV relativeFrom="paragraph">
-                  <wp:posOffset>2414905</wp:posOffset>
+                  <wp:posOffset>2150110</wp:posOffset>
                 </wp:positionV>
-                <wp:extent cx="334010" cy="179705"/>
+                <wp:extent cx="360000" cy="179705"/>
                 <wp:effectExtent l="12700" t="12700" r="8890" b="10795"/>
                 <wp:wrapNone/>
                 <wp:docPr id="1730051498" name="Rectángulo 44"/>
@@ -6897,7 +7019,7 @@
                       <wps:spPr>
                         <a:xfrm>
                           <a:off x="0" y="0"/>
-                          <a:ext cx="334010" cy="179705"/>
+                          <a:ext cx="360000" cy="179705"/>
                         </a:xfrm>
                         <a:prstGeom prst="rect">
                           <a:avLst/>
@@ -6943,7 +7065,7 @@
           </mc:Choice>
           <mc:Fallback>
             <w:pict>
-              <v:rect w14:anchorId="0E7539D2" id="Rectángulo 44" o:spid="_x0000_s1026" style="position:absolute;margin-left:407pt;margin-top:190.15pt;width:26.3pt;height:14.15pt;z-index:251858944;visibility:visible;mso-wrap-style:square;mso-width-percent:0;mso-height-percent:0;mso-wrap-distance-left:9pt;mso-wrap-distance-top:0;mso-wrap-distance-right:9pt;mso-wrap-distance-bottom:0;mso-position-horizontal:absolute;mso-position-horizontal-relative:text;mso-position-vertical:absolute;mso-position-vertical-relative:text;mso-width-percent:0;mso-height-percent:0;mso-width-relative:margin;mso-height-relative:margin;v-text-anchor:middle" o:gfxdata="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" filled="f" strokecolor="red" strokeweight="2.25pt"/>
+              <v:rect w14:anchorId="32D3FCF4" id="Rectángulo 44" o:spid="_x0000_s1026" style="position:absolute;margin-left:411.35pt;margin-top:169.3pt;width:28.35pt;height:14.15pt;z-index:251858944;visibility:visible;mso-wrap-style:square;mso-width-percent:0;mso-height-percent:0;mso-wrap-distance-left:9pt;mso-wrap-distance-top:0;mso-wrap-distance-right:9pt;mso-wrap-distance-bottom:0;mso-position-horizontal:absolute;mso-position-horizontal-relative:text;mso-position-vertical:absolute;mso-position-vertical-relative:text;mso-width-percent:0;mso-height-percent:0;mso-width-relative:margin;mso-height-relative:margin;v-text-anchor:middle" o:gfxdata="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" filled="f" strokecolor="red" strokeweight="2.25pt"/>
             </w:pict>
           </mc:Fallback>
         </mc:AlternateContent>
@@ -6955,10 +7077,10 @@
           <w:lang w:val="es-MX" w:eastAsia="es-MX"/>
         </w:rPr>
         <w:drawing>
-          <wp:inline distT="0" distB="0" distL="0" distR="0" wp14:anchorId="0EA2261D" wp14:editId="6A265337">
-            <wp:extent cx="5400000" cy="2451935"/>
-            <wp:effectExtent l="152400" t="152400" r="328295" b="342265"/>
-            <wp:docPr id="933262964" name="Picture 2"/>
+          <wp:inline distT="0" distB="0" distL="0" distR="0" wp14:anchorId="1CDF85D3" wp14:editId="085A8376">
+            <wp:extent cx="5400000" cy="2157434"/>
+            <wp:effectExtent l="152400" t="152400" r="340995" b="344805"/>
+            <wp:docPr id="1711441914" name="Picture 2"/>
             <wp:cNvGraphicFramePr>
               <a:graphicFrameLocks xmlns:a="http://schemas.openxmlformats.org/drawingml/2006/main" noChangeAspect="1"/>
             </wp:cNvGraphicFramePr>
@@ -6966,7 +7088,502 @@
               <a:graphicData uri="http://schemas.openxmlformats.org/drawingml/2006/picture">
                 <pic:pic xmlns:pic="http://schemas.openxmlformats.org/drawingml/2006/picture">
                   <pic:nvPicPr>
-                    <pic:cNvPr id="933262964" name="Picture 933262964"/>
+                    <pic:cNvPr id="739100692" name="Picture 739100692"/>
+                    <pic:cNvPicPr/>
+                  </pic:nvPicPr>
+                  <pic:blipFill>
+                    <a:blip r:embed="rId14" cstate="print">
+                      <a:extLst>
+                        <a:ext uri="{28A0092B-C50C-407E-A947-70E740481C1C}">
+                          <a14:useLocalDpi xmlns:a14="http://schemas.microsoft.com/office/drawing/2010/main" val="0"/>
+                        </a:ext>
+                      </a:extLst>
+                    </a:blip>
+                    <a:stretch>
+                      <a:fillRect/>
+                    </a:stretch>
+                  </pic:blipFill>
+                  <pic:spPr>
+                    <a:xfrm>
+                      <a:off x="0" y="0"/>
+                      <a:ext cx="5400000" cy="2157434"/>
+                    </a:xfrm>
+                    <a:prstGeom prst="rect">
+                      <a:avLst/>
+                    </a:prstGeom>
+                    <a:effectLst>
+                      <a:outerShdw blurRad="292100" dist="139700" dir="2700000" algn="ctr" rotWithShape="0">
+                        <a:srgbClr val="000000">
+                          <a:alpha val="65000"/>
+                        </a:srgbClr>
+                      </a:outerShdw>
+                    </a:effectLst>
+                  </pic:spPr>
+                </pic:pic>
+              </a:graphicData>
+            </a:graphic>
+          </wp:inline>
+        </w:drawing>
+      </w:r>
+    </w:p>
+    <w:p>
+      <w:pPr>
+        <w:rPr>
+          <w:rFonts w:ascii="Arial" w:hAnsi="Arial" w:cs="Arial"/>
+          <w:sz w:val="24"/>
+          <w:szCs w:val="24"/>
+        </w:rPr>
+      </w:pPr>
+    </w:p>
+    <w:p>
+      <w:pPr>
+        <w:rPr>
+          <w:rFonts w:ascii="Arial" w:hAnsi="Arial" w:cs="Arial"/>
+          <w:sz w:val="24"/>
+          <w:szCs w:val="24"/>
+        </w:rPr>
+      </w:pPr>
+      <w:r>
+        <w:rPr>
+          <w:rFonts w:ascii="Arial" w:hAnsi="Arial" w:cs="Arial"/>
+          <w:sz w:val="24"/>
+          <w:szCs w:val="24"/>
+        </w:rPr>
+        <w:t>Una vez que todos los datos son validados y está todo correcto, la información será publicada en la plataforma p</w:t>
+      </w:r>
+      <w:r>
+        <w:rPr>
+          <w:rFonts w:ascii="Arial" w:hAnsi="Arial" w:cs="Arial"/>
+          <w:sz w:val="24"/>
+          <w:szCs w:val="24"/>
+        </w:rPr>
+        <w:t>ú</w:t>
+      </w:r>
+      <w:r>
+        <w:rPr>
+          <w:rFonts w:ascii="Arial" w:hAnsi="Arial" w:cs="Arial"/>
+          <w:sz w:val="24"/>
+          <w:szCs w:val="24"/>
+        </w:rPr>
+        <w:t>blica</w:t>
+      </w:r>
+      <w:r>
+        <w:rPr>
+          <w:rFonts w:ascii="Arial" w:hAnsi="Arial" w:cs="Arial"/>
+          <w:sz w:val="24"/>
+          <w:szCs w:val="24"/>
+        </w:rPr>
+        <w:t>.</w:t>
+      </w:r>
+    </w:p>
+    <w:p>
+      <w:pPr>
+        <w:rPr>
+          <w:rFonts w:ascii="Arial" w:hAnsi="Arial" w:cs="Arial"/>
+          <w:sz w:val="24"/>
+          <w:szCs w:val="24"/>
+        </w:rPr>
+      </w:pPr>
+    </w:p>
+    <w:p>
+      <w:pPr>
+        <w:rPr>
+          <w:rFonts w:ascii="Arial" w:hAnsi="Arial" w:cs="Arial"/>
+          <w:sz w:val="24"/>
+          <w:szCs w:val="24"/>
+        </w:rPr>
+      </w:pPr>
+      <w:r>
+        <w:rPr>
+          <w:rFonts w:ascii="Arial" w:hAnsi="Arial" w:cs="Arial"/>
+          <w:sz w:val="24"/>
+          <w:szCs w:val="24"/>
+        </w:rPr>
+        <w:br w:type="page"/>
+      </w:r>
+    </w:p>
+    <w:p>
+      <w:pPr>
+        <w:rPr>
+          <w:rFonts w:ascii="Arial" w:hAnsi="Arial" w:cs="Arial"/>
+          <w:sz w:val="24"/>
+          <w:szCs w:val="24"/>
+        </w:rPr>
+      </w:pPr>
+      <w:bookmarkStart w:id="20" w:name="_Toc123565165"/>
+      <w:bookmarkStart w:id="21" w:name="_Toc124341673"/>
+    </w:p>
+    <w:p>
+      <w:pPr>
+        <w:pStyle w:val="Heading1"/>
+        <w:spacing w:line="276" w:lineRule="auto"/>
+        <w:jc w:val="center"/>
+        <w:rPr>
+          <w:rFonts w:cs="Arial"/>
+          <w:b w:val="0"/>
+          <w:color w:val="auto"/>
+        </w:rPr>
+      </w:pPr>
+      <w:bookmarkStart w:id="22" w:name="_Toc211942413"/>
+      <w:bookmarkStart w:id="23" w:name="_Toc213340177"/>
+      <w:bookmarkStart w:id="24" w:name="_Toc214364391"/>
+      <w:r>
+        <w:rPr>
+          <w:rFonts w:cs="Arial"/>
+          <w:b w:val="0"/>
+          <w:color w:val="auto"/>
+        </w:rPr>
+        <w:t>5</w:t>
+      </w:r>
+      <w:r>
+        <w:rPr>
+          <w:rFonts w:cs="Arial"/>
+          <w:b w:val="0"/>
+          <w:color w:val="auto"/>
+        </w:rPr>
+        <w:t xml:space="preserve">.- </w:t>
+      </w:r>
+      <w:r>
+        <w:rPr>
+          <w:rFonts w:cs="Arial"/>
+          <w:b w:val="0"/>
+          <w:color w:val="auto"/>
+        </w:rPr>
+        <w:t>Para eliminar los datos registrados</w:t>
+      </w:r>
+      <w:bookmarkEnd w:id="22"/>
+      <w:r>
+        <w:rPr>
+          <w:rFonts w:cs="Arial"/>
+          <w:b w:val="0"/>
+          <w:color w:val="auto"/>
+        </w:rPr>
+        <w:t xml:space="preserve"> </w:t>
+      </w:r>
+      <w:r>
+        <w:rPr>
+          <w:rFonts w:cs="Arial"/>
+          <w:b w:val="0"/>
+          <w:color w:val="auto"/>
+        </w:rPr>
+        <w:t xml:space="preserve">de </w:t>
+      </w:r>
+      <w:r>
+        <w:rPr>
+          <w:rFonts w:cs="Arial"/>
+          <w:b w:val="0"/>
+          <w:color w:val="auto"/>
+        </w:rPr>
+        <w:t>Aportaciones</w:t>
+      </w:r>
+      <w:r>
+        <w:rPr>
+          <w:rFonts w:cs="Arial"/>
+          <w:b w:val="0"/>
+          <w:color w:val="auto"/>
+        </w:rPr>
+        <w:t xml:space="preserve"> Federales - </w:t>
+      </w:r>
+      <w:bookmarkEnd w:id="23"/>
+      <w:r>
+        <w:rPr>
+          <w:rFonts w:cs="Arial"/>
+          <w:b w:val="0"/>
+          <w:color w:val="auto"/>
+        </w:rPr>
+        <w:t>Acuerdos</w:t>
+      </w:r>
+      <w:bookmarkEnd w:id="24"/>
+    </w:p>
+    <w:p>
+      <w:pPr>
+        <w:rPr>
+          <w:rFonts w:ascii="Arial" w:hAnsi="Arial" w:cs="Arial"/>
+          <w:sz w:val="24"/>
+          <w:szCs w:val="24"/>
+        </w:rPr>
+      </w:pPr>
+    </w:p>
+    <w:p>
+      <w:pPr>
+        <w:rPr>
+          <w:rFonts w:ascii="Arial" w:hAnsi="Arial" w:cs="Arial"/>
+          <w:sz w:val="24"/>
+          <w:szCs w:val="24"/>
+        </w:rPr>
+      </w:pPr>
+      <w:r>
+        <w:rPr>
+          <w:rFonts w:ascii="Arial" w:hAnsi="Arial" w:cs="Arial"/>
+          <w:sz w:val="24"/>
+          <w:szCs w:val="24"/>
+        </w:rPr>
+        <w:t>5</w:t>
+      </w:r>
+      <w:r>
+        <w:rPr>
+          <w:rFonts w:ascii="Arial" w:hAnsi="Arial" w:cs="Arial"/>
+          <w:sz w:val="24"/>
+          <w:szCs w:val="24"/>
+        </w:rPr>
+        <w:t xml:space="preserve">.1.- Para </w:t>
+      </w:r>
+      <w:r>
+        <w:rPr>
+          <w:rFonts w:ascii="Arial" w:hAnsi="Arial" w:cs="Arial"/>
+          <w:sz w:val="24"/>
+          <w:szCs w:val="24"/>
+        </w:rPr>
+        <w:t>eliminar</w:t>
+      </w:r>
+      <w:r>
+        <w:rPr>
+          <w:rFonts w:ascii="Arial" w:hAnsi="Arial" w:cs="Arial"/>
+          <w:sz w:val="24"/>
+          <w:szCs w:val="24"/>
+        </w:rPr>
+        <w:t xml:space="preserve"> los detalles de</w:t>
+      </w:r>
+      <w:r>
+        <w:rPr>
+          <w:rFonts w:ascii="Arial" w:hAnsi="Arial" w:cs="Arial"/>
+          <w:sz w:val="24"/>
+          <w:szCs w:val="24"/>
+        </w:rPr>
+        <w:t xml:space="preserve"> </w:t>
+      </w:r>
+      <w:r>
+        <w:rPr>
+          <w:rFonts w:ascii="Arial" w:hAnsi="Arial" w:cs="Arial"/>
+          <w:sz w:val="24"/>
+          <w:szCs w:val="24"/>
+        </w:rPr>
+        <w:t>l</w:t>
+      </w:r>
+      <w:r>
+        <w:rPr>
+          <w:rFonts w:ascii="Arial" w:hAnsi="Arial" w:cs="Arial"/>
+          <w:sz w:val="24"/>
+          <w:szCs w:val="24"/>
+        </w:rPr>
+        <w:t>a</w:t>
+      </w:r>
+      <w:r>
+        <w:rPr>
+          <w:rFonts w:ascii="Arial" w:hAnsi="Arial" w:cs="Arial"/>
+          <w:sz w:val="24"/>
+          <w:szCs w:val="24"/>
+        </w:rPr>
+        <w:t xml:space="preserve"> </w:t>
+      </w:r>
+      <w:r>
+        <w:rPr>
+          <w:rFonts w:ascii="Arial" w:hAnsi="Arial" w:cs="Arial"/>
+          <w:sz w:val="24"/>
+          <w:szCs w:val="24"/>
+        </w:rPr>
+        <w:t xml:space="preserve">información de </w:t>
+      </w:r>
+      <w:r>
+        <w:rPr>
+          <w:rFonts w:ascii="Arial" w:hAnsi="Arial" w:cs="Arial"/>
+          <w:sz w:val="24"/>
+          <w:szCs w:val="24"/>
+        </w:rPr>
+        <w:t>Aportaciones</w:t>
+      </w:r>
+      <w:r>
+        <w:rPr>
+          <w:rFonts w:ascii="Arial" w:hAnsi="Arial" w:cs="Arial"/>
+          <w:sz w:val="24"/>
+          <w:szCs w:val="24"/>
+        </w:rPr>
+        <w:t xml:space="preserve"> Federales - </w:t>
+      </w:r>
+      <w:r>
+        <w:rPr>
+          <w:rFonts w:ascii="Arial" w:hAnsi="Arial" w:cs="Arial"/>
+          <w:sz w:val="24"/>
+          <w:szCs w:val="24"/>
+        </w:rPr>
+        <w:t>Acuerdos</w:t>
+      </w:r>
+      <w:r>
+        <w:rPr>
+          <w:rFonts w:ascii="Arial" w:hAnsi="Arial" w:cs="Arial"/>
+          <w:sz w:val="24"/>
+          <w:szCs w:val="24"/>
+        </w:rPr>
+        <w:t xml:space="preserve"> deberá seleccionar el icono de Eliminar   </w:t>
+      </w:r>
+      <w:r>
+        <w:rPr>
+          <w:rFonts w:ascii="Arial" w:hAnsi="Arial" w:cs="Arial"/>
+          <w:noProof/>
+          <w:sz w:val="24"/>
+          <w:szCs w:val="24"/>
+        </w:rPr>
+        <w:drawing>
+          <wp:inline distT="0" distB="0" distL="0" distR="0" wp14:anchorId="344BC513" wp14:editId="59D439A0">
+            <wp:extent cx="180000" cy="212000"/>
+            <wp:effectExtent l="0" t="0" r="0" b="4445"/>
+            <wp:docPr id="39704351" name="Picture 2"/>
+            <wp:cNvGraphicFramePr>
+              <a:graphicFrameLocks xmlns:a="http://schemas.openxmlformats.org/drawingml/2006/main" noChangeAspect="1"/>
+            </wp:cNvGraphicFramePr>
+            <a:graphic xmlns:a="http://schemas.openxmlformats.org/drawingml/2006/main">
+              <a:graphicData uri="http://schemas.openxmlformats.org/drawingml/2006/picture">
+                <pic:pic xmlns:pic="http://schemas.openxmlformats.org/drawingml/2006/picture">
+                  <pic:nvPicPr>
+                    <pic:cNvPr id="39704351" name="Picture 39704351"/>
+                    <pic:cNvPicPr/>
+                  </pic:nvPicPr>
+                  <pic:blipFill>
+                    <a:blip r:embed="rId16" cstate="print">
+                      <a:extLst>
+                        <a:ext uri="{28A0092B-C50C-407E-A947-70E740481C1C}">
+                          <a14:useLocalDpi xmlns:a14="http://schemas.microsoft.com/office/drawing/2010/main" val="0"/>
+                        </a:ext>
+                      </a:extLst>
+                    </a:blip>
+                    <a:stretch>
+                      <a:fillRect/>
+                    </a:stretch>
+                  </pic:blipFill>
+                  <pic:spPr>
+                    <a:xfrm>
+                      <a:off x="0" y="0"/>
+                      <a:ext cx="180000" cy="212000"/>
+                    </a:xfrm>
+                    <a:prstGeom prst="rect">
+                      <a:avLst/>
+                    </a:prstGeom>
+                  </pic:spPr>
+                </pic:pic>
+              </a:graphicData>
+            </a:graphic>
+          </wp:inline>
+        </w:drawing>
+      </w:r>
+    </w:p>
+    <w:p>
+      <w:pPr>
+        <w:spacing w:line="276" w:lineRule="auto"/>
+        <w:rPr>
+          <w:rFonts w:ascii="Arial" w:hAnsi="Arial" w:cs="Arial"/>
+          <w:sz w:val="24"/>
+          <w:szCs w:val="24"/>
+        </w:rPr>
+      </w:pPr>
+    </w:p>
+    <w:p>
+      <w:pPr>
+        <w:spacing w:line="276" w:lineRule="auto"/>
+        <w:rPr>
+          <w:rFonts w:ascii="Arial" w:hAnsi="Arial" w:cs="Arial"/>
+          <w:sz w:val="24"/>
+          <w:szCs w:val="24"/>
+        </w:rPr>
+      </w:pPr>
+      <w:r>
+        <w:rPr>
+          <w:noProof/>
+          <w:lang w:val="es-MX" w:eastAsia="es-MX"/>
+        </w:rPr>
+        <mc:AlternateContent>
+          <mc:Choice Requires="wps">
+            <w:drawing>
+              <wp:anchor distT="0" distB="0" distL="114300" distR="114300" simplePos="0" relativeHeight="251863040" behindDoc="0" locked="0" layoutInCell="1" allowOverlap="1" wp14:anchorId="3DB39328" wp14:editId="3B7ABD5F">
+                <wp:simplePos x="0" y="0"/>
+                <wp:positionH relativeFrom="column">
+                  <wp:posOffset>221615</wp:posOffset>
+                </wp:positionH>
+                <wp:positionV relativeFrom="paragraph">
+                  <wp:posOffset>742791</wp:posOffset>
+                </wp:positionV>
+                <wp:extent cx="132080" cy="139700"/>
+                <wp:effectExtent l="12700" t="12700" r="7620" b="12700"/>
+                <wp:wrapNone/>
+                <wp:docPr id="244479765" name="Rectángulo 36"/>
+                <wp:cNvGraphicFramePr/>
+                <a:graphic xmlns:a="http://schemas.openxmlformats.org/drawingml/2006/main">
+                  <a:graphicData uri="http://schemas.microsoft.com/office/word/2010/wordprocessingShape">
+                    <wps:wsp>
+                      <wps:cNvSpPr/>
+                      <wps:spPr>
+                        <a:xfrm>
+                          <a:off x="0" y="0"/>
+                          <a:ext cx="132080" cy="139700"/>
+                        </a:xfrm>
+                        <a:prstGeom prst="rect">
+                          <a:avLst/>
+                        </a:prstGeom>
+                        <a:noFill/>
+                        <a:ln w="22225">
+                          <a:solidFill>
+                            <a:srgbClr val="FF0000"/>
+                          </a:solidFill>
+                        </a:ln>
+                      </wps:spPr>
+                      <wps:style>
+                        <a:lnRef idx="2">
+                          <a:schemeClr val="accent1">
+                            <a:shade val="50000"/>
+                          </a:schemeClr>
+                        </a:lnRef>
+                        <a:fillRef idx="1">
+                          <a:schemeClr val="accent1"/>
+                        </a:fillRef>
+                        <a:effectRef idx="0">
+                          <a:schemeClr val="accent1"/>
+                        </a:effectRef>
+                        <a:fontRef idx="minor">
+                          <a:schemeClr val="lt1"/>
+                        </a:fontRef>
+                      </wps:style>
+                      <wps:bodyPr rot="0" spcFirstLastPara="0" vertOverflow="overflow" horzOverflow="overflow" vert="horz" wrap="square" lIns="91440" tIns="45720" rIns="91440" bIns="45720" numCol="1" spcCol="0" rtlCol="0" fromWordArt="0" anchor="ctr" anchorCtr="0" forceAA="0" compatLnSpc="1">
+                        <a:prstTxWarp prst="textNoShape">
+                          <a:avLst/>
+                        </a:prstTxWarp>
+                        <a:noAutofit/>
+                      </wps:bodyPr>
+                    </wps:wsp>
+                  </a:graphicData>
+                </a:graphic>
+                <wp14:sizeRelH relativeFrom="margin">
+                  <wp14:pctWidth>0</wp14:pctWidth>
+                </wp14:sizeRelH>
+                <wp14:sizeRelV relativeFrom="margin">
+                  <wp14:pctHeight>0</wp14:pctHeight>
+                </wp14:sizeRelV>
+              </wp:anchor>
+            </w:drawing>
+          </mc:Choice>
+          <mc:Fallback>
+            <w:pict>
+              <v:rect w14:anchorId="5C74FA0E" id="Rectángulo 36" o:spid="_x0000_s1026" style="position:absolute;margin-left:17.45pt;margin-top:58.5pt;width:10.4pt;height:11pt;z-index:251863040;visibility:visible;mso-wrap-style:square;mso-width-percent:0;mso-height-percent:0;mso-wrap-distance-left:9pt;mso-wrap-distance-top:0;mso-wrap-distance-right:9pt;mso-wrap-distance-bottom:0;mso-position-horizontal:absolute;mso-position-horizontal-relative:text;mso-position-vertical:absolute;mso-position-vertical-relative:text;mso-width-percent:0;mso-height-percent:0;mso-width-relative:margin;mso-height-relative:margin;v-text-anchor:middle" o:gfxdata="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" filled="f" strokecolor="red" strokeweight="1.75pt"/>
+            </w:pict>
+          </mc:Fallback>
+        </mc:AlternateContent>
+      </w:r>
+      <w:r>
+        <w:rPr>
+          <w:noProof/>
+          <w:lang w:val="es-MX" w:eastAsia="es-MX"/>
+        </w:rPr>
+        <w:drawing>
+          <wp:inline distT="0" distB="0" distL="0" distR="0" wp14:anchorId="32D43A4F" wp14:editId="48C6A952">
+            <wp:extent cx="5400000" cy="2076171"/>
+            <wp:effectExtent l="152400" t="152400" r="328295" b="337185"/>
+            <wp:docPr id="1000392584" name="Picture 1"/>
+            <wp:cNvGraphicFramePr>
+              <a:graphicFrameLocks xmlns:a="http://schemas.openxmlformats.org/drawingml/2006/main" noChangeAspect="1"/>
+            </wp:cNvGraphicFramePr>
+            <a:graphic xmlns:a="http://schemas.openxmlformats.org/drawingml/2006/main">
+              <a:graphicData uri="http://schemas.openxmlformats.org/drawingml/2006/picture">
+                <pic:pic xmlns:pic="http://schemas.openxmlformats.org/drawingml/2006/picture">
+                  <pic:nvPicPr>
+                    <pic:cNvPr id="1000392584" name="Picture 1000392584"/>
                     <pic:cNvPicPr/>
                   </pic:nvPicPr>
                   <pic:blipFill>
@@ -6984,7 +7601,7 @@
                   <pic:spPr>
                     <a:xfrm>
                       <a:off x="0" y="0"/>
-                      <a:ext cx="5400000" cy="2451935"/>
+                      <a:ext cx="5400000" cy="2076171"/>
                     </a:xfrm>
                     <a:prstGeom prst="rect">
                       <a:avLst/>
@@ -7006,44 +7623,81 @@
     </w:p>
     <w:p>
       <w:pPr>
-        <w:rPr>
-          <w:rFonts w:ascii="Arial" w:hAnsi="Arial" w:cs="Arial"/>
-          <w:sz w:val="24"/>
-          <w:szCs w:val="24"/>
-        </w:rPr>
-      </w:pPr>
-    </w:p>
-    <w:p>
-      <w:pPr>
-        <w:rPr>
-          <w:rFonts w:ascii="Arial" w:hAnsi="Arial" w:cs="Arial"/>
-          <w:sz w:val="24"/>
-          <w:szCs w:val="24"/>
-        </w:rPr>
-      </w:pPr>
-      <w:r>
-        <w:rPr>
-          <w:rFonts w:ascii="Arial" w:hAnsi="Arial" w:cs="Arial"/>
-          <w:sz w:val="24"/>
-          <w:szCs w:val="24"/>
-        </w:rPr>
-        <w:t>Una vez que todos los datos son validados y está todo correcto, la información será publicada en la plataforma p</w:t>
-      </w:r>
-      <w:r>
-        <w:rPr>
-          <w:rFonts w:ascii="Arial" w:hAnsi="Arial" w:cs="Arial"/>
-          <w:sz w:val="24"/>
-          <w:szCs w:val="24"/>
-        </w:rPr>
-        <w:t>ú</w:t>
-      </w:r>
-      <w:r>
-        <w:rPr>
-          <w:rFonts w:ascii="Arial" w:hAnsi="Arial" w:cs="Arial"/>
-          <w:sz w:val="24"/>
-          <w:szCs w:val="24"/>
-        </w:rPr>
-        <w:t>blica</w:t>
+        <w:spacing w:line="276" w:lineRule="auto"/>
+        <w:rPr>
+          <w:rFonts w:ascii="Arial" w:hAnsi="Arial" w:cs="Arial"/>
+          <w:sz w:val="24"/>
+          <w:szCs w:val="24"/>
+        </w:rPr>
+      </w:pPr>
+    </w:p>
+    <w:p>
+      <w:pPr>
+        <w:rPr>
+          <w:rFonts w:ascii="Arial" w:hAnsi="Arial" w:cs="Arial"/>
+          <w:sz w:val="24"/>
+          <w:szCs w:val="24"/>
+        </w:rPr>
+      </w:pPr>
+      <w:r>
+        <w:rPr>
+          <w:rFonts w:ascii="Arial" w:hAnsi="Arial" w:cs="Arial"/>
+          <w:sz w:val="24"/>
+          <w:szCs w:val="24"/>
+        </w:rPr>
+        <w:br w:type="page"/>
+      </w:r>
+    </w:p>
+    <w:p>
+      <w:pPr>
+        <w:spacing w:line="276" w:lineRule="auto"/>
+        <w:rPr>
+          <w:rFonts w:ascii="Arial" w:hAnsi="Arial" w:cs="Arial"/>
+          <w:sz w:val="24"/>
+          <w:szCs w:val="24"/>
+        </w:rPr>
+      </w:pPr>
+    </w:p>
+    <w:p>
+      <w:pPr>
+        <w:spacing w:line="276" w:lineRule="auto"/>
+        <w:rPr>
+          <w:rFonts w:ascii="Arial" w:hAnsi="Arial" w:cs="Arial"/>
+          <w:sz w:val="24"/>
+          <w:szCs w:val="24"/>
+        </w:rPr>
+      </w:pPr>
+      <w:r>
+        <w:rPr>
+          <w:rFonts w:ascii="Arial" w:hAnsi="Arial" w:cs="Arial"/>
+          <w:sz w:val="24"/>
+          <w:szCs w:val="24"/>
+        </w:rPr>
+        <w:t xml:space="preserve">Y deberá confirmar el proceso de Eliminación de un registro de las </w:t>
+      </w:r>
+      <w:r>
+        <w:rPr>
+          <w:rFonts w:ascii="Arial" w:hAnsi="Arial" w:cs="Arial"/>
+          <w:sz w:val="24"/>
+          <w:szCs w:val="24"/>
+        </w:rPr>
+        <w:t>Aportaciones</w:t>
+      </w:r>
+      <w:r>
+        <w:rPr>
+          <w:rFonts w:ascii="Arial" w:hAnsi="Arial" w:cs="Arial"/>
+          <w:sz w:val="24"/>
+          <w:szCs w:val="24"/>
+        </w:rPr>
+        <w:t xml:space="preserve"> Federales - </w:t>
+      </w:r>
+      <w:r>
+        <w:rPr>
+          <w:rFonts w:ascii="Arial" w:hAnsi="Arial" w:cs="Arial"/>
+          <w:sz w:val="24"/>
+          <w:szCs w:val="24"/>
+        </w:rPr>
+        <w:t>Acuerdos</w:t>
       </w:r>
       <w:r>
         <w:rPr>
@@ -7056,6 +7710,165 @@
     </w:p>
     <w:p>
       <w:pPr>
+        <w:spacing w:line="276" w:lineRule="auto"/>
+        <w:rPr>
+          <w:rFonts w:ascii="Arial" w:hAnsi="Arial" w:cs="Arial"/>
+          <w:sz w:val="24"/>
+          <w:szCs w:val="24"/>
+        </w:rPr>
+      </w:pPr>
+    </w:p>
+    <w:p>
+      <w:pPr>
+        <w:spacing w:line="276" w:lineRule="auto"/>
+        <w:jc w:val="center"/>
+        <w:rPr>
+          <w:rFonts w:ascii="Arial" w:hAnsi="Arial" w:cs="Arial"/>
+          <w:sz w:val="24"/>
+          <w:szCs w:val="24"/>
+        </w:rPr>
+      </w:pPr>
+      <w:r>
+        <w:rPr>
+          <w:noProof/>
+          <w:lang w:val="es-MX" w:eastAsia="es-MX"/>
+        </w:rPr>
+        <mc:AlternateContent>
+          <mc:Choice Requires="wps">
+            <w:drawing>
+              <wp:anchor distT="0" distB="0" distL="114300" distR="114300" simplePos="0" relativeHeight="251864064" behindDoc="0" locked="0" layoutInCell="1" allowOverlap="1" wp14:anchorId="03D4EB8A" wp14:editId="1A5CB0F3">
+                <wp:simplePos x="0" y="0"/>
+                <wp:positionH relativeFrom="margin">
+                  <wp:posOffset>1848031</wp:posOffset>
+                </wp:positionH>
+                <wp:positionV relativeFrom="paragraph">
+                  <wp:posOffset>2287270</wp:posOffset>
+                </wp:positionV>
+                <wp:extent cx="900000" cy="396000"/>
+                <wp:effectExtent l="12700" t="12700" r="27305" b="23495"/>
+                <wp:wrapNone/>
+                <wp:docPr id="1557520684" name="Rectángulo 34"/>
+                <wp:cNvGraphicFramePr/>
+                <a:graphic xmlns:a="http://schemas.openxmlformats.org/drawingml/2006/main">
+                  <a:graphicData uri="http://schemas.microsoft.com/office/word/2010/wordprocessingShape">
+                    <wps:wsp>
+                      <wps:cNvSpPr/>
+                      <wps:spPr>
+                        <a:xfrm>
+                          <a:off x="0" y="0"/>
+                          <a:ext cx="900000" cy="396000"/>
+                        </a:xfrm>
+                        <a:prstGeom prst="rect">
+                          <a:avLst/>
+                        </a:prstGeom>
+                        <a:noFill/>
+                        <a:ln w="38100">
+                          <a:solidFill>
+                            <a:srgbClr val="FF0000"/>
+                          </a:solidFill>
+                        </a:ln>
+                      </wps:spPr>
+                      <wps:style>
+                        <a:lnRef idx="2">
+                          <a:schemeClr val="accent1">
+                            <a:shade val="50000"/>
+                          </a:schemeClr>
+                        </a:lnRef>
+                        <a:fillRef idx="1">
+                          <a:schemeClr val="accent1"/>
+                        </a:fillRef>
+                        <a:effectRef idx="0">
+                          <a:schemeClr val="accent1"/>
+                        </a:effectRef>
+                        <a:fontRef idx="minor">
+                          <a:schemeClr val="lt1"/>
+                        </a:fontRef>
+                      </wps:style>
+                      <wps:bodyPr rot="0" spcFirstLastPara="0" vertOverflow="overflow" horzOverflow="overflow" vert="horz" wrap="square" lIns="91440" tIns="45720" rIns="91440" bIns="45720" numCol="1" spcCol="0" rtlCol="0" fromWordArt="0" anchor="ctr" anchorCtr="0" forceAA="0" compatLnSpc="1">
+                        <a:prstTxWarp prst="textNoShape">
+                          <a:avLst/>
+                        </a:prstTxWarp>
+                        <a:noAutofit/>
+                      </wps:bodyPr>
+                    </wps:wsp>
+                  </a:graphicData>
+                </a:graphic>
+                <wp14:sizeRelH relativeFrom="margin">
+                  <wp14:pctWidth>0</wp14:pctWidth>
+                </wp14:sizeRelH>
+                <wp14:sizeRelV relativeFrom="margin">
+                  <wp14:pctHeight>0</wp14:pctHeight>
+                </wp14:sizeRelV>
+              </wp:anchor>
+            </w:drawing>
+          </mc:Choice>
+          <mc:Fallback>
+            <w:pict>
+              <v:rect w14:anchorId="203AB669" id="Rectángulo 34" o:spid="_x0000_s1026" style="position:absolute;margin-left:145.5pt;margin-top:180.1pt;width:70.85pt;height:31.2pt;z-index:251864064;visibility:visible;mso-wrap-style:square;mso-width-percent:0;mso-height-percent:0;mso-wrap-distance-left:9pt;mso-wrap-distance-top:0;mso-wrap-distance-right:9pt;mso-wrap-distance-bottom:0;mso-position-horizontal:absolute;mso-position-horizontal-relative:margin;mso-position-vertical:absolute;mso-position-vertical-relative:text;mso-width-percent:0;mso-height-percent:0;mso-width-relative:margin;mso-height-relative:margin;v-text-anchor:middle" o:gfxdata="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" filled="f" strokecolor="red" strokeweight="3pt">
+                <w10:wrap anchorx="margin"/>
+              </v:rect>
+            </w:pict>
+          </mc:Fallback>
+        </mc:AlternateContent>
+      </w:r>
+      <w:r>
+        <w:rPr>
+          <w:noProof/>
+          <w:lang w:val="es-MX" w:eastAsia="es-MX"/>
+        </w:rPr>
+        <w:drawing>
+          <wp:inline distT="0" distB="0" distL="0" distR="0" wp14:anchorId="70FD2D5F" wp14:editId="3BC28036">
+            <wp:extent cx="3822700" cy="2679700"/>
+            <wp:effectExtent l="152400" t="152400" r="330200" b="342900"/>
+            <wp:docPr id="521804190" name="Picture 1"/>
+            <wp:cNvGraphicFramePr>
+              <a:graphicFrameLocks xmlns:a="http://schemas.openxmlformats.org/drawingml/2006/main" noChangeAspect="1"/>
+            </wp:cNvGraphicFramePr>
+            <a:graphic xmlns:a="http://schemas.openxmlformats.org/drawingml/2006/main">
+              <a:graphicData uri="http://schemas.openxmlformats.org/drawingml/2006/picture">
+                <pic:pic xmlns:pic="http://schemas.openxmlformats.org/drawingml/2006/picture">
+                  <pic:nvPicPr>
+                    <pic:cNvPr id="521804190" name="Picture 521804190"/>
+                    <pic:cNvPicPr/>
+                  </pic:nvPicPr>
+                  <pic:blipFill>
+                    <a:blip r:embed="rId17">
+                      <a:extLst>
+                        <a:ext uri="{28A0092B-C50C-407E-A947-70E740481C1C}">
+                          <a14:useLocalDpi xmlns:a14="http://schemas.microsoft.com/office/drawing/2010/main" val="0"/>
+                        </a:ext>
+                      </a:extLst>
+                    </a:blip>
+                    <a:stretch>
+                      <a:fillRect/>
+                    </a:stretch>
+                  </pic:blipFill>
+                  <pic:spPr>
+                    <a:xfrm>
+                      <a:off x="0" y="0"/>
+                      <a:ext cx="3822700" cy="2679700"/>
+                    </a:xfrm>
+                    <a:prstGeom prst="rect">
+                      <a:avLst/>
+                    </a:prstGeom>
+                    <a:effectLst>
+                      <a:outerShdw blurRad="292100" dist="139700" dir="2700000" algn="ctr" rotWithShape="0">
+                        <a:srgbClr val="000000">
+                          <a:alpha val="65000"/>
+                        </a:srgbClr>
+                      </a:outerShdw>
+                    </a:effectLst>
+                  </pic:spPr>
+                </pic:pic>
+              </a:graphicData>
+            </a:graphic>
+          </wp:inline>
+        </w:drawing>
+      </w:r>
+    </w:p>
+    <w:p>
+      <w:pPr>
+        <w:spacing w:line="276" w:lineRule="auto"/>
         <w:rPr>
           <w:rFonts w:ascii="Arial" w:hAnsi="Arial" w:cs="Arial"/>
           <w:sz w:val="24"/>
@@ -7091,21 +7904,38 @@
           <w:color w:val="auto"/>
         </w:rPr>
       </w:pPr>
-      <w:bookmarkStart w:id="20" w:name="_Toc123565165"/>
-      <w:bookmarkStart w:id="21" w:name="_Toc124341673"/>
-      <w:bookmarkStart w:id="22" w:name="_Toc200103221"/>
-      <w:r>
+    </w:p>
+    <w:p>
+      <w:pPr>
+        <w:pStyle w:val="Heading1"/>
+        <w:spacing w:line="276" w:lineRule="auto"/>
+        <w:jc w:val="center"/>
         <w:rPr>
           <w:rFonts w:cs="Arial"/>
           <w:b w:val="0"/>
           <w:color w:val="auto"/>
         </w:rPr>
-        <w:lastRenderedPageBreak/>
-        <w:t>5.- Consulta de estatus</w:t>
+      </w:pPr>
+      <w:bookmarkStart w:id="25" w:name="_Toc214364392"/>
+      <w:r>
+        <w:rPr>
+          <w:rFonts w:cs="Arial"/>
+          <w:b w:val="0"/>
+          <w:color w:val="auto"/>
+        </w:rPr>
+        <w:t>6</w:t>
+      </w:r>
+      <w:r>
+        <w:rPr>
+          <w:rFonts w:cs="Arial"/>
+          <w:b w:val="0"/>
+          <w:color w:val="auto"/>
+        </w:rPr>
+        <w:t>.- Consulta de estatus</w:t>
       </w:r>
       <w:bookmarkEnd w:id="20"/>
       <w:bookmarkEnd w:id="21"/>
-      <w:bookmarkEnd w:id="22"/>
+      <w:bookmarkEnd w:id="25"/>
     </w:p>
     <w:p/>
     <w:p>
@@ -7123,7 +7953,15 @@
           <w:sz w:val="24"/>
           <w:szCs w:val="24"/>
         </w:rPr>
-        <w:t>5.1.- El estatus actual del cálculo aparece en la columna final “</w:t>
+        <w:t>6</w:t>
+      </w:r>
+      <w:r>
+        <w:rPr>
+          <w:rFonts w:ascii="Arial" w:hAnsi="Arial" w:cs="Arial"/>
+          <w:sz w:val="24"/>
+          <w:szCs w:val="24"/>
+        </w:rPr>
+        <w:t>.1.- El estatus actual del cálculo aparece en la columna final “</w:t>
       </w:r>
       <w:r>
         <w:rPr>
@@ -7197,7 +8035,7 @@
                     <pic:cNvPicPr/>
                   </pic:nvPicPr>
                   <pic:blipFill>
-                    <a:blip r:embed="rId16"/>
+                    <a:blip r:embed="rId18"/>
                     <a:stretch>
                       <a:fillRect/>
                     </a:stretch>
@@ -7322,7 +8160,7 @@
           <w:lang w:val="es-MX" w:eastAsia="es-MX"/>
         </w:rPr>
         <w:drawing>
-          <wp:inline distT="0" distB="0" distL="0" distR="0" wp14:anchorId="0D5408C5" wp14:editId="3D2C5E31">
+          <wp:inline distT="0" distB="0" distL="0" distR="0" wp14:anchorId="0D5408C5" wp14:editId="6599650E">
             <wp:extent cx="5400000" cy="2527088"/>
             <wp:effectExtent l="152400" t="152400" r="340995" b="343535"/>
             <wp:docPr id="182859001" name="Picture 2"/>
@@ -7337,7 +8175,7 @@
                     <pic:cNvPicPr/>
                   </pic:nvPicPr>
                   <pic:blipFill>
-                    <a:blip r:embed="rId17" cstate="print">
+                    <a:blip r:embed="rId19" cstate="print">
                       <a:extLst>
                         <a:ext uri="{28A0092B-C50C-407E-A947-70E740481C1C}">
                           <a14:useLocalDpi xmlns:a14="http://schemas.microsoft.com/office/drawing/2010/main" val="0"/>
@@ -7382,8 +8220,8 @@
       </w:pPr>
     </w:p>
     <w:sectPr>
-      <w:headerReference w:type="default" r:id="rId18"/>
-      <w:footerReference w:type="default" r:id="rId19"/>
+      <w:headerReference w:type="default" r:id="rId20"/>
+      <w:footerReference w:type="default" r:id="rId21"/>
       <w:pgSz w:w="12240" w:h="15840" w:code="1"/>
       <w:pgMar w:top="1417" w:right="1701" w:bottom="1417" w:left="1701" w:header="708" w:footer="708" w:gutter="0"/>
       <w:cols w:space="708"/>
